--- a/PM-11/отчет.docx
+++ b/PM-11/отчет.docx
@@ -1732,19 +1732,25 @@
         <w:rPr>
           <w:sz w:val="28"/>
         </w:rPr>
-        <w:t>Выполнить</w:t>
-      </w:r>
-      <w:r>
-        <w:rPr>
-          <w:sz w:val="28"/>
-        </w:rPr>
-        <w:t xml:space="preserve"> </w:t>
-      </w:r>
-      <w:r>
-        <w:rPr>
-          <w:sz w:val="28"/>
-        </w:rPr>
-        <w:t>анализ</w:t>
+        <w:t>В</w:t>
+      </w:r>
+      <w:r>
+        <w:rPr>
+          <w:sz w:val="28"/>
+        </w:rPr>
+        <w:t>ыполнение</w:t>
+      </w:r>
+      <w:r>
+        <w:rPr>
+          <w:sz w:val="28"/>
+        </w:rPr>
+        <w:t xml:space="preserve"> </w:t>
+      </w:r>
+      <w:r>
+        <w:rPr>
+          <w:sz w:val="28"/>
+        </w:rPr>
+        <w:t>анализа</w:t>
       </w:r>
       <w:r>
         <w:rPr>
@@ -1768,31 +1774,37 @@
         <w:rPr>
           <w:sz w:val="28"/>
         </w:rPr>
-        <w:t>предварительную</w:t>
-      </w:r>
-      <w:r>
-        <w:rPr>
-          <w:sz w:val="28"/>
-        </w:rPr>
-        <w:t xml:space="preserve"> </w:t>
-      </w:r>
-      <w:r>
-        <w:rPr>
-          <w:sz w:val="28"/>
-        </w:rPr>
-        <w:t>обработку</w:t>
-      </w:r>
-      <w:r>
-        <w:rPr>
-          <w:sz w:val="28"/>
-        </w:rPr>
-        <w:t xml:space="preserve"> </w:t>
-      </w:r>
-      <w:r>
-        <w:rPr>
-          <w:sz w:val="28"/>
-        </w:rPr>
-        <w:t>информации.</w:t>
+        <w:t>предварительной</w:t>
+      </w:r>
+      <w:r>
+        <w:rPr>
+          <w:sz w:val="28"/>
+        </w:rPr>
+        <w:t xml:space="preserve"> </w:t>
+      </w:r>
+      <w:r>
+        <w:rPr>
+          <w:sz w:val="28"/>
+        </w:rPr>
+        <w:t>обработки</w:t>
+      </w:r>
+      <w:r>
+        <w:rPr>
+          <w:sz w:val="28"/>
+        </w:rPr>
+        <w:t xml:space="preserve"> </w:t>
+      </w:r>
+      <w:r>
+        <w:rPr>
+          <w:sz w:val="28"/>
+        </w:rPr>
+        <w:t>информации</w:t>
+      </w:r>
+      <w:r>
+        <w:rPr>
+          <w:sz w:val="28"/>
+        </w:rPr>
+        <w:t xml:space="preserve"> </w:t>
       </w:r>
     </w:p>
     <w:p>
@@ -1812,19 +1824,19 @@
         <w:rPr>
           <w:sz w:val="28"/>
         </w:rPr>
-        <w:t>Выделить</w:t>
-      </w:r>
-      <w:r>
-        <w:rPr>
-          <w:sz w:val="28"/>
-        </w:rPr>
-        <w:t xml:space="preserve"> </w:t>
-      </w:r>
-      <w:r>
-        <w:rPr>
-          <w:sz w:val="28"/>
-        </w:rPr>
-        <w:t>объекты</w:t>
+        <w:t>Выделение</w:t>
+      </w:r>
+      <w:r>
+        <w:rPr>
+          <w:sz w:val="28"/>
+        </w:rPr>
+        <w:t xml:space="preserve"> </w:t>
+      </w:r>
+      <w:r>
+        <w:rPr>
+          <w:sz w:val="28"/>
+        </w:rPr>
+        <w:t>объектов</w:t>
       </w:r>
       <w:r>
         <w:rPr>
@@ -1848,55 +1860,7 @@
         <w:rPr>
           <w:sz w:val="28"/>
         </w:rPr>
-        <w:t>атрибуты</w:t>
-      </w:r>
-      <w:r>
-        <w:rPr>
-          <w:sz w:val="28"/>
-        </w:rPr>
-        <w:t xml:space="preserve"> </w:t>
-      </w:r>
-      <w:r>
-        <w:rPr>
-          <w:sz w:val="28"/>
-        </w:rPr>
-        <w:t>в</w:t>
-      </w:r>
-      <w:r>
-        <w:rPr>
-          <w:sz w:val="28"/>
-        </w:rPr>
-        <w:t xml:space="preserve"> </w:t>
-      </w:r>
-      <w:r>
-        <w:rPr>
-          <w:sz w:val="28"/>
-        </w:rPr>
-        <w:t>соответствии</w:t>
-      </w:r>
-      <w:r>
-        <w:rPr>
-          <w:sz w:val="28"/>
-        </w:rPr>
-        <w:t xml:space="preserve"> </w:t>
-      </w:r>
-      <w:r>
-        <w:rPr>
-          <w:sz w:val="28"/>
-        </w:rPr>
-        <w:t>с</w:t>
-      </w:r>
-      <w:r>
-        <w:rPr>
-          <w:sz w:val="28"/>
-        </w:rPr>
-        <w:t xml:space="preserve"> </w:t>
-      </w:r>
-      <w:r>
-        <w:rPr>
-          <w:sz w:val="28"/>
-        </w:rPr>
-        <w:t>заданием.</w:t>
+        <w:t>атрибутов</w:t>
       </w:r>
     </w:p>
     <w:p>
@@ -1916,7 +1880,7 @@
         <w:rPr>
           <w:sz w:val="28"/>
         </w:rPr>
-        <w:t>Построить</w:t>
+        <w:t>Проектирование</w:t>
       </w:r>
       <w:r>
         <w:rPr>
@@ -1940,67 +1904,133 @@
         <w:rPr>
           <w:sz w:val="28"/>
         </w:rPr>
-        <w:t>обосновать</w:t>
-      </w:r>
-      <w:r>
-        <w:rPr>
-          <w:sz w:val="28"/>
-        </w:rPr>
-        <w:t xml:space="preserve"> </w:t>
-      </w:r>
-      <w:r>
-        <w:rPr>
-          <w:sz w:val="28"/>
-        </w:rPr>
-        <w:t>концептуальную</w:t>
-      </w:r>
-      <w:r>
-        <w:rPr>
-          <w:sz w:val="28"/>
-        </w:rPr>
-        <w:t xml:space="preserve"> </w:t>
-      </w:r>
-      <w:r>
-        <w:rPr>
-          <w:sz w:val="28"/>
-        </w:rPr>
-        <w:t>модель</w:t>
-      </w:r>
-      <w:r>
-        <w:rPr>
-          <w:sz w:val="28"/>
-        </w:rPr>
-        <w:t xml:space="preserve"> </w:t>
-      </w:r>
-      <w:r>
-        <w:rPr>
-          <w:sz w:val="28"/>
-        </w:rPr>
-        <w:t>базы</w:t>
-      </w:r>
-      <w:r>
-        <w:rPr>
-          <w:sz w:val="28"/>
-        </w:rPr>
-        <w:t xml:space="preserve"> </w:t>
-      </w:r>
-      <w:r>
-        <w:rPr>
-          <w:sz w:val="28"/>
-        </w:rPr>
-        <w:t>данных</w:t>
-      </w:r>
-      <w:r>
-        <w:rPr>
-          <w:sz w:val="28"/>
-        </w:rPr>
-        <w:t xml:space="preserve"> </w:t>
-      </w:r>
-      <w:r>
-        <w:rPr>
-          <w:sz w:val="28"/>
-        </w:rPr>
-        <w:t>(БД).</w:t>
+        <w:t>нормализация</w:t>
+      </w:r>
+      <w:r>
+        <w:rPr>
+          <w:sz w:val="28"/>
+        </w:rPr>
+        <w:t xml:space="preserve"> </w:t>
+      </w:r>
+      <w:r>
+        <w:rPr>
+          <w:sz w:val="28"/>
+        </w:rPr>
+        <w:t>бд</w:t>
+      </w:r>
+      <w:r>
+        <w:rPr>
+          <w:sz w:val="28"/>
+        </w:rPr>
+        <w:t xml:space="preserve"> </w:t>
+      </w:r>
+      <w:r>
+        <w:rPr>
+          <w:sz w:val="28"/>
+        </w:rPr>
+        <w:t>в</w:t>
+      </w:r>
+      <w:r>
+        <w:rPr>
+          <w:sz w:val="28"/>
+        </w:rPr>
+        <w:t xml:space="preserve"> </w:t>
+      </w:r>
+      <w:r>
+        <w:rPr>
+          <w:sz w:val="28"/>
+        </w:rPr>
+        <w:t>полном</w:t>
+      </w:r>
+      <w:r>
+        <w:rPr>
+          <w:sz w:val="28"/>
+        </w:rPr>
+        <w:t xml:space="preserve"> </w:t>
+      </w:r>
+      <w:r>
+        <w:rPr>
+          <w:sz w:val="28"/>
+        </w:rPr>
+        <w:t>соответствии</w:t>
+      </w:r>
+      <w:r>
+        <w:rPr>
+          <w:sz w:val="28"/>
+        </w:rPr>
+        <w:t xml:space="preserve"> </w:t>
+      </w:r>
+      <w:r>
+        <w:rPr>
+          <w:sz w:val="28"/>
+        </w:rPr>
+        <w:t>с</w:t>
+      </w:r>
+      <w:r>
+        <w:rPr>
+          <w:sz w:val="28"/>
+        </w:rPr>
+        <w:t xml:space="preserve"> </w:t>
+      </w:r>
+      <w:r>
+        <w:rPr>
+          <w:sz w:val="28"/>
+        </w:rPr>
+        <w:t>поставленной</w:t>
+      </w:r>
+      <w:r>
+        <w:rPr>
+          <w:sz w:val="28"/>
+        </w:rPr>
+        <w:t xml:space="preserve"> </w:t>
+      </w:r>
+      <w:r>
+        <w:rPr>
+          <w:sz w:val="28"/>
+        </w:rPr>
+        <w:t>задачей</w:t>
+      </w:r>
+      <w:r>
+        <w:rPr>
+          <w:sz w:val="28"/>
+        </w:rPr>
+        <w:t xml:space="preserve"> </w:t>
+      </w:r>
+      <w:r>
+        <w:rPr>
+          <w:sz w:val="28"/>
+        </w:rPr>
+        <w:t>и</w:t>
+      </w:r>
+      <w:r>
+        <w:rPr>
+          <w:sz w:val="28"/>
+        </w:rPr>
+        <w:t xml:space="preserve"> </w:t>
+      </w:r>
+      <w:r>
+        <w:rPr>
+          <w:sz w:val="28"/>
+        </w:rPr>
+        <w:t>применением</w:t>
+      </w:r>
+      <w:r>
+        <w:rPr>
+          <w:sz w:val="28"/>
+        </w:rPr>
+        <w:t xml:space="preserve"> </w:t>
+      </w:r>
+      <w:r>
+        <w:rPr>
+          <w:sz w:val="28"/>
+        </w:rPr>
+        <w:t>case-средств</w:t>
+      </w:r>
+      <w:r>
+        <w:rPr>
+          <w:sz w:val="28"/>
+        </w:rPr>
+        <w:t xml:space="preserve"> </w:t>
       </w:r>
     </w:p>
     <w:p>
@@ -2020,7 +2050,67 @@
         <w:rPr>
           <w:sz w:val="28"/>
         </w:rPr>
-        <w:t>Спроектировать</w:t>
+        <w:t>Выполнение</w:t>
+      </w:r>
+      <w:r>
+        <w:rPr>
+          <w:sz w:val="28"/>
+        </w:rPr>
+        <w:t xml:space="preserve"> </w:t>
+      </w:r>
+      <w:r>
+        <w:rPr>
+          <w:sz w:val="28"/>
+        </w:rPr>
+        <w:t>построения</w:t>
+      </w:r>
+      <w:r>
+        <w:rPr>
+          <w:sz w:val="28"/>
+        </w:rPr>
+        <w:t xml:space="preserve"> </w:t>
+      </w:r>
+      <w:r>
+        <w:rPr>
+          <w:sz w:val="28"/>
+        </w:rPr>
+        <w:t>БД</w:t>
+      </w:r>
+      <w:r>
+        <w:rPr>
+          <w:sz w:val="28"/>
+        </w:rPr>
+        <w:t xml:space="preserve"> </w:t>
+      </w:r>
+      <w:r>
+        <w:rPr>
+          <w:sz w:val="28"/>
+        </w:rPr>
+        <w:t>в</w:t>
+      </w:r>
+      <w:r>
+        <w:rPr>
+          <w:sz w:val="28"/>
+        </w:rPr>
+        <w:t xml:space="preserve"> </w:t>
+      </w:r>
+      <w:r>
+        <w:rPr>
+          <w:sz w:val="28"/>
+        </w:rPr>
+        <w:t>предложенной</w:t>
+      </w:r>
+      <w:r>
+        <w:rPr>
+          <w:sz w:val="28"/>
+        </w:rPr>
+        <w:t xml:space="preserve"> </w:t>
+      </w:r>
+      <w:r>
+        <w:rPr>
+          <w:sz w:val="28"/>
+        </w:rPr>
+        <w:t>СУБД</w:t>
       </w:r>
       <w:r>
         <w:rPr>
@@ -2044,55 +2134,31 @@
         <w:rPr>
           <w:sz w:val="28"/>
         </w:rPr>
-        <w:t>нормализовать</w:t>
-      </w:r>
-      <w:r>
-        <w:rPr>
-          <w:sz w:val="28"/>
-        </w:rPr>
-        <w:t xml:space="preserve"> </w:t>
-      </w:r>
-      <w:r>
-        <w:rPr>
-          <w:sz w:val="28"/>
-        </w:rPr>
-        <w:t>БД</w:t>
-      </w:r>
-      <w:r>
-        <w:rPr>
-          <w:sz w:val="28"/>
-        </w:rPr>
-        <w:t xml:space="preserve"> </w:t>
-      </w:r>
-      <w:r>
-        <w:rPr>
-          <w:sz w:val="28"/>
-        </w:rPr>
-        <w:t>в</w:t>
-      </w:r>
-      <w:r>
-        <w:rPr>
-          <w:sz w:val="28"/>
-        </w:rPr>
-        <w:t xml:space="preserve"> </w:t>
-      </w:r>
-      <w:r>
-        <w:rPr>
-          <w:sz w:val="28"/>
-        </w:rPr>
-        <w:t>полном</w:t>
-      </w:r>
-      <w:r>
-        <w:rPr>
-          <w:sz w:val="28"/>
-        </w:rPr>
-        <w:t xml:space="preserve"> </w:t>
-      </w:r>
-      <w:r>
-        <w:rPr>
-          <w:sz w:val="28"/>
-        </w:rPr>
-        <w:t>соответствии</w:t>
+        <w:t>заполнение</w:t>
+      </w:r>
+      <w:r>
+        <w:rPr>
+          <w:sz w:val="28"/>
+        </w:rPr>
+        <w:t xml:space="preserve"> </w:t>
+      </w:r>
+      <w:r>
+        <w:rPr>
+          <w:sz w:val="28"/>
+        </w:rPr>
+        <w:t>всех</w:t>
+      </w:r>
+      <w:r>
+        <w:rPr>
+          <w:sz w:val="28"/>
+        </w:rPr>
+        <w:t xml:space="preserve"> </w:t>
+      </w:r>
+      <w:r>
+        <w:rPr>
+          <w:sz w:val="28"/>
+        </w:rPr>
+        <w:t>таблиц</w:t>
       </w:r>
       <w:r>
         <w:rPr>
@@ -2116,62 +2182,31 @@
         <w:rPr>
           <w:sz w:val="28"/>
         </w:rPr>
-        <w:t>поставленной</w:t>
-      </w:r>
-      <w:r>
-        <w:rPr>
-          <w:sz w:val="28"/>
-        </w:rPr>
-        <w:t xml:space="preserve"> </w:t>
-      </w:r>
-      <w:r>
-        <w:rPr>
-          <w:sz w:val="28"/>
-        </w:rPr>
-        <w:t>задачей</w:t>
-      </w:r>
-      <w:r>
-        <w:rPr>
-          <w:sz w:val="28"/>
-        </w:rPr>
-        <w:t xml:space="preserve"> </w:t>
-      </w:r>
-      <w:r>
-        <w:rPr>
-          <w:sz w:val="28"/>
-        </w:rPr>
-        <w:t>и</w:t>
-      </w:r>
-      <w:r>
-        <w:rPr>
-          <w:sz w:val="28"/>
-        </w:rPr>
-        <w:t xml:space="preserve"> </w:t>
-      </w:r>
-      <w:r>
-        <w:rPr>
-          <w:sz w:val="28"/>
-        </w:rPr>
-        <w:t>применением</w:t>
-      </w:r>
-      <w:r>
-        <w:rPr>
-          <w:sz w:val="28"/>
-        </w:rPr>
-        <w:t xml:space="preserve"> </w:t>
-      </w:r>
-      <w:r>
-        <w:rPr>
-          <w:sz w:val="28"/>
-          <w:lang w:val="en-US"/>
-        </w:rPr>
-        <w:t>Case</w:t>
-      </w:r>
-      <w:r>
-        <w:rPr>
-          <w:sz w:val="28"/>
-        </w:rPr>
-        <w:t>-средств.</w:t>
+        <w:t>помощью</w:t>
+      </w:r>
+      <w:r>
+        <w:rPr>
+          <w:sz w:val="28"/>
+        </w:rPr>
+        <w:t xml:space="preserve"> </w:t>
+      </w:r>
+      <w:r>
+        <w:rPr>
+          <w:sz w:val="28"/>
+        </w:rPr>
+        <w:t>соответствующих</w:t>
+      </w:r>
+      <w:r>
+        <w:rPr>
+          <w:sz w:val="28"/>
+        </w:rPr>
+        <w:t xml:space="preserve"> </w:t>
+      </w:r>
+      <w:r>
+        <w:rPr>
+          <w:sz w:val="28"/>
+        </w:rPr>
+        <w:t>средств</w:t>
       </w:r>
     </w:p>
     <w:p>
@@ -2189,309 +2224,17 @@
       </w:pPr>
       <w:r>
         <w:rPr>
-          <w:sz w:val="28"/>
-        </w:rPr>
-        <w:t>Выполнить</w:t>
-      </w:r>
-      <w:r>
-        <w:rPr>
-          <w:sz w:val="28"/>
-        </w:rPr>
-        <w:t xml:space="preserve"> </w:t>
-      </w:r>
-      <w:r>
-        <w:rPr>
-          <w:sz w:val="28"/>
-        </w:rPr>
-        <w:t>построение</w:t>
-      </w:r>
-      <w:r>
-        <w:rPr>
-          <w:sz w:val="28"/>
-        </w:rPr>
-        <w:t xml:space="preserve"> </w:t>
-      </w:r>
-      <w:r>
-        <w:rPr>
-          <w:sz w:val="28"/>
-        </w:rPr>
-        <w:t>БД</w:t>
-      </w:r>
-      <w:r>
-        <w:rPr>
-          <w:sz w:val="28"/>
-        </w:rPr>
-        <w:t xml:space="preserve"> </w:t>
-      </w:r>
-      <w:r>
-        <w:rPr>
-          <w:sz w:val="28"/>
-        </w:rPr>
-        <w:t>в</w:t>
-      </w:r>
-      <w:r>
-        <w:rPr>
-          <w:sz w:val="28"/>
-        </w:rPr>
-        <w:t xml:space="preserve"> </w:t>
-      </w:r>
-      <w:r>
-        <w:rPr>
-          <w:sz w:val="28"/>
-        </w:rPr>
-        <w:t>предложенной</w:t>
-      </w:r>
-      <w:r>
-        <w:rPr>
-          <w:sz w:val="28"/>
-        </w:rPr>
-        <w:t xml:space="preserve"> </w:t>
-      </w:r>
-      <w:r>
-        <w:rPr>
-          <w:sz w:val="28"/>
-        </w:rPr>
-        <w:t>СУБД</w:t>
-      </w:r>
-      <w:r>
-        <w:rPr>
-          <w:sz w:val="28"/>
-        </w:rPr>
-        <w:t xml:space="preserve"> </w:t>
-      </w:r>
-      <w:r>
-        <w:rPr>
-          <w:sz w:val="28"/>
-        </w:rPr>
-        <w:t>и</w:t>
-      </w:r>
-      <w:r>
-        <w:rPr>
-          <w:sz w:val="28"/>
-        </w:rPr>
-        <w:t xml:space="preserve"> </w:t>
-      </w:r>
-      <w:r>
-        <w:rPr>
-          <w:sz w:val="28"/>
-        </w:rPr>
-        <w:t>заполнить</w:t>
-      </w:r>
-      <w:r>
-        <w:rPr>
-          <w:sz w:val="28"/>
-        </w:rPr>
-        <w:t xml:space="preserve"> </w:t>
-      </w:r>
-      <w:r>
-        <w:rPr>
-          <w:sz w:val="28"/>
-        </w:rPr>
-        <w:t>все</w:t>
-      </w:r>
-      <w:r>
-        <w:rPr>
-          <w:sz w:val="28"/>
-        </w:rPr>
-        <w:t xml:space="preserve"> </w:t>
-      </w:r>
-      <w:r>
-        <w:rPr>
-          <w:sz w:val="28"/>
-        </w:rPr>
-        <w:t>таблицы</w:t>
-      </w:r>
-      <w:r>
-        <w:rPr>
-          <w:sz w:val="28"/>
-        </w:rPr>
-        <w:t xml:space="preserve"> </w:t>
-      </w:r>
-      <w:r>
-        <w:rPr>
-          <w:sz w:val="28"/>
-        </w:rPr>
-        <w:t>с</w:t>
-      </w:r>
-      <w:r>
-        <w:rPr>
-          <w:sz w:val="28"/>
-        </w:rPr>
-        <w:t xml:space="preserve"> </w:t>
-      </w:r>
-      <w:r>
-        <w:rPr>
-          <w:sz w:val="28"/>
-        </w:rPr>
-        <w:t>помощью</w:t>
-      </w:r>
-      <w:r>
-        <w:rPr>
-          <w:sz w:val="28"/>
-        </w:rPr>
-        <w:t xml:space="preserve"> </w:t>
-      </w:r>
-      <w:r>
-        <w:rPr>
-          <w:sz w:val="28"/>
-        </w:rPr>
-        <w:t>соответствующих</w:t>
-      </w:r>
-      <w:r>
-        <w:rPr>
-          <w:sz w:val="28"/>
-        </w:rPr>
-        <w:t xml:space="preserve"> </w:t>
-      </w:r>
-      <w:r>
-        <w:rPr>
-          <w:sz w:val="28"/>
-        </w:rPr>
-        <w:t>средств</w:t>
-      </w:r>
-      <w:r>
-        <w:rPr>
-          <w:sz w:val="28"/>
-        </w:rPr>
-        <w:t xml:space="preserve"> </w:t>
-      </w:r>
-      <w:r>
-        <w:rPr>
-          <w:sz w:val="28"/>
-        </w:rPr>
-        <w:t>демонстрационными</w:t>
-      </w:r>
-      <w:r>
-        <w:rPr>
-          <w:sz w:val="28"/>
-        </w:rPr>
-        <w:t xml:space="preserve"> </w:t>
-      </w:r>
-      <w:r>
-        <w:rPr>
-          <w:sz w:val="28"/>
-        </w:rPr>
-        <w:t>данными</w:t>
-      </w:r>
-      <w:r>
-        <w:rPr>
-          <w:sz w:val="28"/>
-        </w:rPr>
-        <w:t xml:space="preserve"> </w:t>
-      </w:r>
-      <w:r>
-        <w:rPr>
-          <w:sz w:val="28"/>
-        </w:rPr>
-        <w:t>(не</w:t>
-      </w:r>
-      <w:r>
-        <w:rPr>
-          <w:sz w:val="28"/>
-        </w:rPr>
-        <w:t xml:space="preserve"> </w:t>
-      </w:r>
-      <w:r>
-        <w:rPr>
-          <w:sz w:val="28"/>
-        </w:rPr>
-        <w:t>менее</w:t>
-      </w:r>
-      <w:r>
-        <w:rPr>
-          <w:sz w:val="28"/>
-        </w:rPr>
-        <w:t xml:space="preserve"> </w:t>
-      </w:r>
-      <w:r>
-        <w:rPr>
-          <w:sz w:val="28"/>
-        </w:rPr>
-        <w:t>1000</w:t>
-      </w:r>
-      <w:r>
-        <w:rPr>
-          <w:sz w:val="28"/>
-        </w:rPr>
-        <w:t xml:space="preserve"> </w:t>
-      </w:r>
-      <w:r>
-        <w:rPr>
-          <w:sz w:val="28"/>
-        </w:rPr>
-        <w:t>записей</w:t>
-      </w:r>
-      <w:r>
-        <w:rPr>
-          <w:sz w:val="28"/>
-        </w:rPr>
-        <w:t xml:space="preserve"> </w:t>
-      </w:r>
-      <w:r>
-        <w:rPr>
-          <w:sz w:val="28"/>
-        </w:rPr>
-        <w:t>в</w:t>
-      </w:r>
-      <w:r>
-        <w:rPr>
-          <w:sz w:val="28"/>
-        </w:rPr>
-        <w:t xml:space="preserve"> </w:t>
-      </w:r>
-      <w:r>
-        <w:rPr>
-          <w:sz w:val="28"/>
-        </w:rPr>
-        <w:t>общем</w:t>
-      </w:r>
-      <w:r>
-        <w:rPr>
-          <w:sz w:val="28"/>
-        </w:rPr>
-        <w:t xml:space="preserve"> </w:t>
-      </w:r>
-      <w:r>
-        <w:rPr>
-          <w:sz w:val="28"/>
-        </w:rPr>
-        <w:t>количестве).</w:t>
-      </w:r>
-      <w:r>
-        <w:rPr>
-          <w:sz w:val="28"/>
-        </w:rPr>
-        <w:t xml:space="preserve"> </w:t>
-      </w:r>
-      <w:r>
-        <w:rPr>
-          <w:sz w:val="28"/>
-        </w:rPr>
-        <w:t>Оформить</w:t>
-      </w:r>
-      <w:r>
-        <w:rPr>
-          <w:sz w:val="28"/>
-        </w:rPr>
-        <w:t xml:space="preserve"> </w:t>
-      </w:r>
-      <w:r>
-        <w:rPr>
-          <w:sz w:val="28"/>
-        </w:rPr>
-        <w:t>словарь</w:t>
-      </w:r>
-      <w:r>
-        <w:rPr>
-          <w:sz w:val="28"/>
-        </w:rPr>
-        <w:t xml:space="preserve"> </w:t>
-      </w:r>
-      <w:r>
-        <w:rPr>
-          <w:sz w:val="28"/>
-        </w:rPr>
-        <w:t>данных..</w:t>
+          <w:color w:val="0F1115"/>
+          <w:sz w:val="28"/>
+          <w:szCs w:val="33"/>
+        </w:rPr>
+        <w:t>Реализация уровней доступа для различных категорий пользователей</w:t>
+      </w:r>
+      <w:r>
+        <w:rPr>
+          <w:sz w:val="28"/>
+        </w:rPr>
+        <w:t xml:space="preserve"> </w:t>
       </w:r>
     </w:p>
     <w:p>
@@ -2511,79 +2254,7 @@
         <w:rPr>
           <w:sz w:val="28"/>
         </w:rPr>
-        <w:t>Реализовать</w:t>
-      </w:r>
-      <w:r>
-        <w:rPr>
-          <w:sz w:val="28"/>
-        </w:rPr>
-        <w:t xml:space="preserve"> </w:t>
-      </w:r>
-      <w:r>
-        <w:rPr>
-          <w:sz w:val="28"/>
-        </w:rPr>
-        <w:t>уровни</w:t>
-      </w:r>
-      <w:r>
-        <w:rPr>
-          <w:sz w:val="28"/>
-        </w:rPr>
-        <w:t xml:space="preserve"> </w:t>
-      </w:r>
-      <w:r>
-        <w:rPr>
-          <w:sz w:val="28"/>
-        </w:rPr>
-        <w:t>доступа</w:t>
-      </w:r>
-      <w:r>
-        <w:rPr>
-          <w:sz w:val="28"/>
-        </w:rPr>
-        <w:t xml:space="preserve"> </w:t>
-      </w:r>
-      <w:r>
-        <w:rPr>
-          <w:sz w:val="28"/>
-        </w:rPr>
-        <w:t>для</w:t>
-      </w:r>
-      <w:r>
-        <w:rPr>
-          <w:sz w:val="28"/>
-        </w:rPr>
-        <w:t xml:space="preserve"> </w:t>
-      </w:r>
-      <w:r>
-        <w:rPr>
-          <w:sz w:val="28"/>
-        </w:rPr>
-        <w:t>различных</w:t>
-      </w:r>
-      <w:r>
-        <w:rPr>
-          <w:sz w:val="28"/>
-        </w:rPr>
-        <w:t xml:space="preserve"> </w:t>
-      </w:r>
-      <w:r>
-        <w:rPr>
-          <w:sz w:val="28"/>
-        </w:rPr>
-        <w:t>категорий</w:t>
-      </w:r>
-      <w:r>
-        <w:rPr>
-          <w:sz w:val="28"/>
-        </w:rPr>
-        <w:t xml:space="preserve"> </w:t>
-      </w:r>
-      <w:r>
-        <w:rPr>
-          <w:sz w:val="28"/>
-        </w:rPr>
-        <w:t>пользователей.</w:t>
+        <w:t xml:space="preserve">Создание запросов и отчетов </w:t>
       </w:r>
     </w:p>
     <w:p>
@@ -2601,93 +2272,161 @@
       </w:pPr>
       <w:r>
         <w:rPr>
-          <w:sz w:val="28"/>
-        </w:rPr>
-        <w:t>Создать</w:t>
-      </w:r>
-      <w:r>
-        <w:rPr>
-          <w:sz w:val="28"/>
-        </w:rPr>
-        <w:t xml:space="preserve"> </w:t>
-      </w:r>
-      <w:r>
-        <w:rPr>
-          <w:sz w:val="28"/>
-        </w:rPr>
-        <w:t>запросы</w:t>
-      </w:r>
-      <w:r>
-        <w:rPr>
-          <w:sz w:val="28"/>
-        </w:rPr>
-        <w:t xml:space="preserve"> </w:t>
-      </w:r>
-      <w:r>
-        <w:rPr>
-          <w:sz w:val="28"/>
+          <w:color w:val="0F1115"/>
+          <w:sz w:val="28"/>
+          <w:szCs w:val="33"/>
+        </w:rPr>
+        <w:t>Создание</w:t>
+      </w:r>
+      <w:r>
+        <w:rPr>
+          <w:color w:val="0F1115"/>
+          <w:sz w:val="28"/>
+          <w:szCs w:val="33"/>
+        </w:rPr>
+        <w:t xml:space="preserve"> </w:t>
+      </w:r>
+      <w:r>
+        <w:rPr>
+          <w:color w:val="0F1115"/>
+          <w:sz w:val="28"/>
+          <w:szCs w:val="33"/>
         </w:rPr>
         <w:t>и</w:t>
       </w:r>
       <w:r>
         <w:rPr>
-          <w:sz w:val="28"/>
-        </w:rPr>
-        <w:t xml:space="preserve"> </w:t>
-      </w:r>
-      <w:r>
-        <w:rPr>
-          <w:sz w:val="28"/>
-        </w:rPr>
-        <w:t>отчеты</w:t>
-      </w:r>
-      <w:r>
-        <w:rPr>
-          <w:sz w:val="28"/>
-        </w:rPr>
-        <w:t xml:space="preserve"> </w:t>
-      </w:r>
-      <w:r>
-        <w:rPr>
-          <w:sz w:val="28"/>
-        </w:rPr>
-        <w:t>в</w:t>
-      </w:r>
-      <w:r>
-        <w:rPr>
-          <w:sz w:val="28"/>
-        </w:rPr>
-        <w:t xml:space="preserve"> </w:t>
-      </w:r>
-      <w:r>
-        <w:rPr>
-          <w:sz w:val="28"/>
-        </w:rPr>
-        <w:t>соответствии</w:t>
-      </w:r>
-      <w:r>
-        <w:rPr>
-          <w:sz w:val="28"/>
-        </w:rPr>
-        <w:t xml:space="preserve"> </w:t>
-      </w:r>
-      <w:r>
-        <w:rPr>
-          <w:sz w:val="28"/>
-        </w:rPr>
-        <w:t>с</w:t>
-      </w:r>
-      <w:r>
-        <w:rPr>
-          <w:sz w:val="28"/>
-        </w:rPr>
-        <w:t xml:space="preserve"> </w:t>
-      </w:r>
-      <w:r>
-        <w:rPr>
-          <w:sz w:val="28"/>
-        </w:rPr>
-        <w:t>заданием.</w:t>
+          <w:color w:val="0F1115"/>
+          <w:sz w:val="28"/>
+          <w:szCs w:val="33"/>
+        </w:rPr>
+        <w:t xml:space="preserve"> </w:t>
+      </w:r>
+      <w:r>
+        <w:rPr>
+          <w:color w:val="0F1115"/>
+          <w:sz w:val="28"/>
+          <w:szCs w:val="33"/>
+        </w:rPr>
+        <w:t>обоснование</w:t>
+      </w:r>
+      <w:r>
+        <w:rPr>
+          <w:color w:val="0F1115"/>
+          <w:sz w:val="28"/>
+          <w:szCs w:val="33"/>
+        </w:rPr>
+        <w:t xml:space="preserve"> </w:t>
+      </w:r>
+      <w:r>
+        <w:rPr>
+          <w:color w:val="0F1115"/>
+          <w:sz w:val="28"/>
+          <w:szCs w:val="33"/>
+        </w:rPr>
+        <w:t>групп</w:t>
+      </w:r>
+      <w:r>
+        <w:rPr>
+          <w:color w:val="0F1115"/>
+          <w:sz w:val="28"/>
+          <w:szCs w:val="33"/>
+        </w:rPr>
+        <w:t xml:space="preserve"> </w:t>
+      </w:r>
+      <w:r>
+        <w:rPr>
+          <w:color w:val="0F1115"/>
+          <w:sz w:val="28"/>
+          <w:szCs w:val="33"/>
+        </w:rPr>
+        <w:t>пользователей,</w:t>
+      </w:r>
+      <w:r>
+        <w:rPr>
+          <w:color w:val="0F1115"/>
+          <w:sz w:val="28"/>
+          <w:szCs w:val="33"/>
+        </w:rPr>
+        <w:t xml:space="preserve"> </w:t>
+      </w:r>
+      <w:r>
+        <w:rPr>
+          <w:color w:val="0F1115"/>
+          <w:sz w:val="28"/>
+          <w:szCs w:val="33"/>
+        </w:rPr>
+        <w:t>принципов</w:t>
+      </w:r>
+      <w:r>
+        <w:rPr>
+          <w:color w:val="0F1115"/>
+          <w:sz w:val="28"/>
+          <w:szCs w:val="33"/>
+        </w:rPr>
+        <w:t xml:space="preserve"> </w:t>
+      </w:r>
+      <w:r>
+        <w:rPr>
+          <w:color w:val="0F1115"/>
+          <w:sz w:val="28"/>
+          <w:szCs w:val="33"/>
+        </w:rPr>
+        <w:t>регистрации</w:t>
+      </w:r>
+      <w:r>
+        <w:rPr>
+          <w:color w:val="0F1115"/>
+          <w:sz w:val="28"/>
+          <w:szCs w:val="33"/>
+        </w:rPr>
+        <w:t xml:space="preserve"> </w:t>
+      </w:r>
+      <w:r>
+        <w:rPr>
+          <w:color w:val="0F1115"/>
+          <w:sz w:val="28"/>
+          <w:szCs w:val="33"/>
+        </w:rPr>
+        <w:t>и</w:t>
+      </w:r>
+      <w:r>
+        <w:rPr>
+          <w:color w:val="0F1115"/>
+          <w:sz w:val="28"/>
+          <w:szCs w:val="33"/>
+        </w:rPr>
+        <w:t xml:space="preserve"> </w:t>
+      </w:r>
+      <w:r>
+        <w:rPr>
+          <w:color w:val="0F1115"/>
+          <w:sz w:val="28"/>
+          <w:szCs w:val="33"/>
+        </w:rPr>
+        <w:t>системы</w:t>
+      </w:r>
+      <w:r>
+        <w:rPr>
+          <w:color w:val="0F1115"/>
+          <w:sz w:val="28"/>
+          <w:szCs w:val="33"/>
+        </w:rPr>
+        <w:t xml:space="preserve"> </w:t>
+      </w:r>
+      <w:r>
+        <w:rPr>
+          <w:color w:val="0F1115"/>
+          <w:sz w:val="28"/>
+          <w:szCs w:val="33"/>
+        </w:rPr>
+        <w:t>паролей</w:t>
+      </w:r>
+      <w:r>
+        <w:rPr>
+          <w:sz w:val="28"/>
+        </w:rPr>
+        <w:t xml:space="preserve"> </w:t>
       </w:r>
     </w:p>
     <w:p>
@@ -2705,332 +2444,38 @@
       </w:pPr>
       <w:r>
         <w:rPr>
-          <w:sz w:val="28"/>
-        </w:rPr>
-        <w:t>Создать</w:t>
-      </w:r>
-      <w:r>
-        <w:rPr>
-          <w:sz w:val="28"/>
-        </w:rPr>
-        <w:t xml:space="preserve"> </w:t>
-      </w:r>
-      <w:r>
-        <w:rPr>
-          <w:sz w:val="28"/>
-        </w:rPr>
-        <w:t>и</w:t>
-      </w:r>
-      <w:r>
-        <w:rPr>
-          <w:sz w:val="28"/>
-        </w:rPr>
-        <w:t xml:space="preserve"> </w:t>
-      </w:r>
-      <w:r>
-        <w:rPr>
-          <w:sz w:val="28"/>
-        </w:rPr>
-        <w:t>обосновать</w:t>
-      </w:r>
-      <w:r>
-        <w:rPr>
-          <w:sz w:val="28"/>
-        </w:rPr>
-        <w:t xml:space="preserve"> </w:t>
-      </w:r>
-      <w:r>
-        <w:rPr>
-          <w:sz w:val="28"/>
-        </w:rPr>
-        <w:t>группы</w:t>
-      </w:r>
-      <w:r>
-        <w:rPr>
-          <w:sz w:val="28"/>
-        </w:rPr>
-        <w:t xml:space="preserve"> </w:t>
-      </w:r>
-      <w:r>
-        <w:rPr>
-          <w:sz w:val="28"/>
-        </w:rPr>
-        <w:t>пользователей,</w:t>
-      </w:r>
-      <w:r>
-        <w:rPr>
-          <w:sz w:val="28"/>
-        </w:rPr>
-        <w:t xml:space="preserve"> </w:t>
-      </w:r>
-      <w:r>
-        <w:rPr>
-          <w:sz w:val="28"/>
-        </w:rPr>
-        <w:t>принципы</w:t>
-      </w:r>
-      <w:r>
-        <w:rPr>
-          <w:sz w:val="28"/>
-        </w:rPr>
-        <w:t xml:space="preserve"> </w:t>
-      </w:r>
-      <w:r>
-        <w:rPr>
-          <w:sz w:val="28"/>
-        </w:rPr>
-        <w:t>регистрации</w:t>
-      </w:r>
-      <w:r>
-        <w:rPr>
-          <w:sz w:val="28"/>
-        </w:rPr>
-        <w:t xml:space="preserve"> </w:t>
-      </w:r>
-      <w:r>
-        <w:rPr>
-          <w:sz w:val="28"/>
-        </w:rPr>
-        <w:t>и</w:t>
-      </w:r>
-      <w:r>
-        <w:rPr>
-          <w:sz w:val="28"/>
-        </w:rPr>
-        <w:t xml:space="preserve"> </w:t>
-      </w:r>
-      <w:r>
-        <w:rPr>
-          <w:sz w:val="28"/>
-        </w:rPr>
-        <w:t>систему</w:t>
-      </w:r>
-      <w:r>
-        <w:rPr>
-          <w:sz w:val="28"/>
-        </w:rPr>
-        <w:t xml:space="preserve"> </w:t>
-      </w:r>
-      <w:r>
-        <w:rPr>
-          <w:sz w:val="28"/>
-        </w:rPr>
-        <w:t>паролей.</w:t>
+          <w:color w:val="0F1115"/>
+          <w:sz w:val="28"/>
+          <w:szCs w:val="33"/>
+        </w:rPr>
+        <w:t>В</w:t>
+      </w:r>
+      <w:r>
+        <w:rPr>
+          <w:color w:val="0F1115"/>
+          <w:sz w:val="28"/>
+          <w:szCs w:val="33"/>
+        </w:rPr>
+        <w:t>ыполнение резервного копирования бд и восстановление состояния бд на заданную дату</w:t>
       </w:r>
     </w:p>
     <w:p>
       <w:pPr>
-        <w:pStyle w:val="a7"/>
-        <w:widowControl w:val="0"/>
+        <w:pStyle w:val="a5"/>
         <w:numPr>
           <w:ilvl w:val="0"/>
           <w:numId w:val="9"/>
         </w:numPr>
-        <w:jc w:val="both"/>
-        <w:rPr>
-          <w:sz w:val="28"/>
-        </w:rPr>
       </w:pPr>
       <w:r>
         <w:rPr>
-          <w:sz w:val="28"/>
-        </w:rPr>
-        <w:t>Выполнить</w:t>
-      </w:r>
-      <w:r>
-        <w:rPr>
-          <w:sz w:val="28"/>
-        </w:rPr>
-        <w:t xml:space="preserve"> </w:t>
-      </w:r>
-      <w:r>
-        <w:rPr>
-          <w:sz w:val="28"/>
-        </w:rPr>
-        <w:t>резервное</w:t>
-      </w:r>
-      <w:r>
-        <w:rPr>
-          <w:sz w:val="28"/>
-        </w:rPr>
-        <w:t xml:space="preserve"> </w:t>
-      </w:r>
-      <w:r>
-        <w:rPr>
-          <w:sz w:val="28"/>
-        </w:rPr>
-        <w:t>копирование</w:t>
-      </w:r>
-      <w:r>
-        <w:rPr>
-          <w:sz w:val="28"/>
-        </w:rPr>
-        <w:t xml:space="preserve"> </w:t>
-      </w:r>
-      <w:r>
-        <w:rPr>
-          <w:sz w:val="28"/>
-        </w:rPr>
-        <w:t>БД</w:t>
-      </w:r>
-      <w:r>
-        <w:rPr>
-          <w:sz w:val="28"/>
-        </w:rPr>
-        <w:t xml:space="preserve"> </w:t>
-      </w:r>
-      <w:r>
-        <w:rPr>
-          <w:sz w:val="28"/>
-        </w:rPr>
-        <w:t>и</w:t>
-      </w:r>
-      <w:r>
-        <w:rPr>
-          <w:sz w:val="28"/>
-        </w:rPr>
-        <w:t xml:space="preserve">  </w:t>
-      </w:r>
-      <w:r>
-        <w:rPr>
-          <w:sz w:val="28"/>
-        </w:rPr>
-        <w:t>восстановление</w:t>
-      </w:r>
-      <w:r>
-        <w:rPr>
-          <w:sz w:val="28"/>
-        </w:rPr>
-        <w:t xml:space="preserve"> </w:t>
-      </w:r>
-      <w:r>
-        <w:rPr>
-          <w:sz w:val="28"/>
-        </w:rPr>
-        <w:t>состояния</w:t>
-      </w:r>
-      <w:r>
-        <w:rPr>
-          <w:sz w:val="28"/>
-        </w:rPr>
-        <w:t xml:space="preserve"> </w:t>
-      </w:r>
-      <w:r>
-        <w:rPr>
-          <w:sz w:val="28"/>
-        </w:rPr>
-        <w:t>БД</w:t>
-      </w:r>
-      <w:r>
-        <w:rPr>
-          <w:sz w:val="28"/>
-        </w:rPr>
-        <w:t xml:space="preserve"> </w:t>
-      </w:r>
-      <w:r>
-        <w:rPr>
-          <w:sz w:val="28"/>
-        </w:rPr>
-        <w:t>на</w:t>
-      </w:r>
-      <w:r>
-        <w:rPr>
-          <w:sz w:val="28"/>
-        </w:rPr>
-        <w:t xml:space="preserve"> </w:t>
-      </w:r>
-      <w:r>
-        <w:rPr>
-          <w:sz w:val="28"/>
-        </w:rPr>
-        <w:t>каждый</w:t>
-      </w:r>
-      <w:r>
-        <w:rPr>
-          <w:sz w:val="28"/>
-        </w:rPr>
-        <w:t xml:space="preserve"> </w:t>
-      </w:r>
-      <w:r>
-        <w:rPr>
-          <w:sz w:val="28"/>
-        </w:rPr>
-        <w:t>день</w:t>
-      </w:r>
-      <w:r>
-        <w:rPr>
-          <w:sz w:val="28"/>
-        </w:rPr>
-        <w:t xml:space="preserve"> </w:t>
-      </w:r>
-      <w:r>
-        <w:rPr>
-          <w:sz w:val="28"/>
-        </w:rPr>
-        <w:t>(</w:t>
-      </w:r>
-      <w:r>
-        <w:rPr>
-          <w:sz w:val="28"/>
-        </w:rPr>
-        <w:t xml:space="preserve"> </w:t>
-      </w:r>
-      <w:r>
-        <w:rPr>
-          <w:sz w:val="28"/>
-        </w:rPr>
-        <w:t>не</w:t>
-      </w:r>
-      <w:r>
-        <w:rPr>
-          <w:sz w:val="28"/>
-        </w:rPr>
-        <w:t xml:space="preserve"> </w:t>
-      </w:r>
-      <w:r>
-        <w:rPr>
-          <w:sz w:val="28"/>
-        </w:rPr>
-        <w:t>менее</w:t>
-      </w:r>
-      <w:r>
-        <w:rPr>
-          <w:sz w:val="28"/>
-        </w:rPr>
-        <w:t xml:space="preserve"> </w:t>
-      </w:r>
-      <w:r>
-        <w:rPr>
-          <w:sz w:val="28"/>
-        </w:rPr>
-        <w:t>6</w:t>
-      </w:r>
-      <w:r>
-        <w:rPr>
-          <w:sz w:val="28"/>
-        </w:rPr>
-        <w:t xml:space="preserve"> </w:t>
-      </w:r>
-      <w:r>
-        <w:rPr>
-          <w:sz w:val="28"/>
-        </w:rPr>
-        <w:t>резервных</w:t>
-      </w:r>
-      <w:r>
-        <w:rPr>
-          <w:sz w:val="28"/>
-        </w:rPr>
-        <w:t xml:space="preserve"> </w:t>
-      </w:r>
-      <w:r>
-        <w:rPr>
-          <w:sz w:val="28"/>
-        </w:rPr>
-        <w:t>копий).</w:t>
+          <w:color w:val="0F1115"/>
+          <w:sz w:val="28"/>
+          <w:szCs w:val="28"/>
+        </w:rPr>
+        <w:t>Заключение</w:t>
       </w:r>
     </w:p>
-    <w:p/>
     <w:p>
       <w:pPr>
         <w:spacing w:after="160" w:line="259" w:lineRule="auto"/>
@@ -4597,54 +4042,6 @@
           <w:sz w:val="28"/>
         </w:rPr>
         <w:t>АТРИБУТОВ</w:t>
-      </w:r>
-      <w:r>
-        <w:rPr>
-          <w:sz w:val="28"/>
-        </w:rPr>
-        <w:t xml:space="preserve"> </w:t>
-      </w:r>
-      <w:r>
-        <w:rPr>
-          <w:sz w:val="28"/>
-        </w:rPr>
-        <w:t>В</w:t>
-      </w:r>
-      <w:r>
-        <w:rPr>
-          <w:sz w:val="28"/>
-        </w:rPr>
-        <w:t xml:space="preserve"> </w:t>
-      </w:r>
-      <w:r>
-        <w:rPr>
-          <w:sz w:val="28"/>
-        </w:rPr>
-        <w:t>СООТВЕТСТВИИ</w:t>
-      </w:r>
-      <w:r>
-        <w:rPr>
-          <w:sz w:val="28"/>
-        </w:rPr>
-        <w:t xml:space="preserve"> </w:t>
-      </w:r>
-      <w:r>
-        <w:rPr>
-          <w:sz w:val="28"/>
-        </w:rPr>
-        <w:t>С</w:t>
-      </w:r>
-      <w:r>
-        <w:rPr>
-          <w:sz w:val="28"/>
-        </w:rPr>
-        <w:t xml:space="preserve"> </w:t>
-      </w:r>
-      <w:r>
-        <w:rPr>
-          <w:sz w:val="28"/>
-        </w:rPr>
-        <w:t>ЗАДАНИЕМ</w:t>
       </w:r>
     </w:p>
     <w:p>
@@ -6798,8 +6195,8 @@
         </w:rPr>
         <w:drawing>
           <wp:inline distT="0" distB="0" distL="0" distR="0" wp14:anchorId="75DF8799" wp14:editId="6D165F7C">
-            <wp:extent cx="5187609" cy="5591175"/>
-            <wp:effectExtent l="0" t="0" r="0" b="0"/>
+            <wp:extent cx="4845133" cy="5222057"/>
+            <wp:effectExtent l="171450" t="190500" r="184150" b="169545"/>
             <wp:docPr id="1" name="Рисунок 1"/>
             <wp:cNvGraphicFramePr>
               <a:graphicFrameLocks xmlns:a="http://schemas.openxmlformats.org/drawingml/2006/main" noChangeAspect="1"/>
@@ -6820,11 +6217,40 @@
                   <pic:spPr>
                     <a:xfrm>
                       <a:off x="0" y="0"/>
-                      <a:ext cx="5188324" cy="5591946"/>
+                      <a:ext cx="4847928" cy="5225069"/>
                     </a:xfrm>
                     <a:prstGeom prst="rect">
                       <a:avLst/>
                     </a:prstGeom>
+                    <a:solidFill>
+                      <a:srgbClr val="FFFFFF">
+                        <a:shade val="85000"/>
+                      </a:srgbClr>
+                    </a:solidFill>
+                    <a:ln w="190500" cap="rnd">
+                      <a:solidFill>
+                        <a:srgbClr val="FFFFFF"/>
+                      </a:solidFill>
+                    </a:ln>
+                    <a:effectLst>
+                      <a:outerShdw blurRad="50000" algn="tl" rotWithShape="0">
+                        <a:srgbClr val="000000">
+                          <a:alpha val="41000"/>
+                        </a:srgbClr>
+                      </a:outerShdw>
+                    </a:effectLst>
+                    <a:scene3d>
+                      <a:camera prst="orthographicFront"/>
+                      <a:lightRig rig="twoPt" dir="t">
+                        <a:rot lat="0" lon="0" rev="7800000"/>
+                      </a:lightRig>
+                    </a:scene3d>
+                    <a:sp3d contourW="6350">
+                      <a:bevelT w="50800" h="16510"/>
+                      <a:contourClr>
+                        <a:srgbClr val="C0C0C0"/>
+                      </a:contourClr>
+                    </a:sp3d>
                   </pic:spPr>
                 </pic:pic>
               </a:graphicData>
@@ -6832,6 +6258,8 @@
           </wp:inline>
         </w:drawing>
       </w:r>
+      <w:bookmarkStart w:id="0" w:name="_GoBack"/>
+      <w:bookmarkEnd w:id="0"/>
     </w:p>
     <w:p>
       <w:pPr>
@@ -6900,25 +6328,16 @@
     <w:p>
       <w:pPr>
         <w:spacing w:line="360" w:lineRule="auto"/>
-        <w:ind w:firstLine="709"/>
         <w:jc w:val="center"/>
         <w:rPr>
           <w:sz w:val="28"/>
         </w:rPr>
       </w:pPr>
-    </w:p>
-    <w:p>
-      <w:pPr>
-        <w:spacing w:line="360" w:lineRule="auto"/>
-        <w:jc w:val="center"/>
-        <w:rPr>
-          <w:sz w:val="28"/>
-        </w:rPr>
-      </w:pPr>
-      <w:r>
-        <w:rPr>
-          <w:sz w:val="28"/>
-        </w:rPr>
+      <w:r>
+        <w:rPr>
+          <w:sz w:val="28"/>
+        </w:rPr>
+        <w:lastRenderedPageBreak/>
         <w:t>4.</w:t>
       </w:r>
       <w:r>
@@ -9659,6 +9078,16 @@
         </w:tc>
       </w:tr>
     </w:tbl>
+    <w:p>
+      <w:pPr>
+        <w:spacing w:line="360" w:lineRule="auto"/>
+        <w:ind w:firstLine="709"/>
+        <w:rPr>
+          <w:sz w:val="28"/>
+          <w:szCs w:val="28"/>
+        </w:rPr>
+      </w:pPr>
+    </w:p>
     <w:p>
       <w:pPr>
         <w:spacing w:line="360" w:lineRule="auto"/>
@@ -18612,7 +18041,7 @@
         <w:drawing>
           <wp:inline distT="0" distB="0" distL="0" distR="0" wp14:anchorId="06EAA8DE" wp14:editId="71F31D50">
             <wp:extent cx="5381625" cy="6682762"/>
-            <wp:effectExtent l="0" t="0" r="0" b="3810"/>
+            <wp:effectExtent l="171450" t="171450" r="180975" b="194310"/>
             <wp:docPr id="2" name="Рисунок 2"/>
             <wp:cNvGraphicFramePr>
               <a:graphicFrameLocks xmlns:a="http://schemas.openxmlformats.org/drawingml/2006/main" noChangeAspect="1"/>
@@ -18638,6 +18067,35 @@
                     <a:prstGeom prst="rect">
                       <a:avLst/>
                     </a:prstGeom>
+                    <a:solidFill>
+                      <a:srgbClr val="FFFFFF">
+                        <a:shade val="85000"/>
+                      </a:srgbClr>
+                    </a:solidFill>
+                    <a:ln w="190500" cap="rnd">
+                      <a:solidFill>
+                        <a:srgbClr val="FFFFFF"/>
+                      </a:solidFill>
+                    </a:ln>
+                    <a:effectLst>
+                      <a:outerShdw blurRad="50000" algn="tl" rotWithShape="0">
+                        <a:srgbClr val="000000">
+                          <a:alpha val="41000"/>
+                        </a:srgbClr>
+                      </a:outerShdw>
+                    </a:effectLst>
+                    <a:scene3d>
+                      <a:camera prst="orthographicFront"/>
+                      <a:lightRig rig="twoPt" dir="t">
+                        <a:rot lat="0" lon="0" rev="7800000"/>
+                      </a:lightRig>
+                    </a:scene3d>
+                    <a:sp3d contourW="6350">
+                      <a:bevelT w="50800" h="16510"/>
+                      <a:contourClr>
+                        <a:srgbClr val="C0C0C0"/>
+                      </a:contourClr>
+                    </a:sp3d>
                   </pic:spPr>
                 </pic:pic>
               </a:graphicData>
@@ -18705,7 +18163,7 @@
         <w:rPr>
           <w:sz w:val="32"/>
         </w:rPr>
-        <w:t>«Сведенье</w:t>
+        <w:t>«Сведенья</w:t>
       </w:r>
       <w:r>
         <w:rPr>
@@ -18748,6 +18206,16 @@
       <w:pPr>
         <w:jc w:val="center"/>
         <w:rPr>
+          <w:noProof/>
+          <w:sz w:val="32"/>
+        </w:rPr>
+      </w:pPr>
+    </w:p>
+    <w:p>
+      <w:pPr>
+        <w:jc w:val="center"/>
+        <w:rPr>
+          <w:noProof/>
           <w:sz w:val="32"/>
         </w:rPr>
       </w:pPr>
@@ -18818,7 +18286,7 @@
           <w:sz w:val="28"/>
           <w:szCs w:val="30"/>
         </w:rPr>
-        <w:t xml:space="preserve"> </w:t>
+        <w:t xml:space="preserve"> обучающиеся</w:t>
       </w:r>
       <w:r>
         <w:rPr>
@@ -18827,7 +18295,7 @@
           <w:sz w:val="28"/>
           <w:szCs w:val="30"/>
         </w:rPr>
-        <w:t>студентах»</w:t>
+        <w:t>»</w:t>
       </w:r>
     </w:p>
     <w:p>
@@ -18842,11 +18310,18 @@
           <w:noProof/>
           <w:sz w:val="32"/>
         </w:rPr>
+        <w:t xml:space="preserve"> </w:t>
+      </w:r>
+      <w:r>
+        <w:rPr>
+          <w:noProof/>
+          <w:sz w:val="32"/>
+        </w:rPr>
         <w:drawing>
-          <wp:inline distT="0" distB="0" distL="0" distR="0" wp14:anchorId="391349ED" wp14:editId="1CF611AE">
-            <wp:extent cx="4219575" cy="5993321"/>
-            <wp:effectExtent l="0" t="0" r="0" b="7620"/>
-            <wp:docPr id="3" name="Рисунок 3"/>
+          <wp:inline distT="0" distB="0" distL="0" distR="0" wp14:anchorId="53101AFC" wp14:editId="2BE806FF">
+            <wp:extent cx="4777197" cy="6745184"/>
+            <wp:effectExtent l="171450" t="171450" r="194945" b="189230"/>
+            <wp:docPr id="4" name="Рисунок 4"/>
             <wp:cNvGraphicFramePr>
               <a:graphicFrameLocks xmlns:a="http://schemas.openxmlformats.org/drawingml/2006/main" noChangeAspect="1"/>
             </wp:cNvGraphicFramePr>
@@ -18866,11 +18341,40 @@
                   <pic:spPr>
                     <a:xfrm>
                       <a:off x="0" y="0"/>
-                      <a:ext cx="4221571" cy="5996156"/>
+                      <a:ext cx="4794629" cy="6769797"/>
                     </a:xfrm>
                     <a:prstGeom prst="rect">
                       <a:avLst/>
                     </a:prstGeom>
+                    <a:solidFill>
+                      <a:srgbClr val="FFFFFF">
+                        <a:shade val="85000"/>
+                      </a:srgbClr>
+                    </a:solidFill>
+                    <a:ln w="190500" cap="rnd">
+                      <a:solidFill>
+                        <a:srgbClr val="FFFFFF"/>
+                      </a:solidFill>
+                    </a:ln>
+                    <a:effectLst>
+                      <a:outerShdw blurRad="50000" algn="tl" rotWithShape="0">
+                        <a:srgbClr val="000000">
+                          <a:alpha val="41000"/>
+                        </a:srgbClr>
+                      </a:outerShdw>
+                    </a:effectLst>
+                    <a:scene3d>
+                      <a:camera prst="orthographicFront"/>
+                      <a:lightRig rig="twoPt" dir="t">
+                        <a:rot lat="0" lon="0" rev="7800000"/>
+                      </a:lightRig>
+                    </a:scene3d>
+                    <a:sp3d contourW="6350">
+                      <a:bevelT w="50800" h="16510"/>
+                      <a:contourClr>
+                        <a:srgbClr val="C0C0C0"/>
+                      </a:contourClr>
+                    </a:sp3d>
                   </pic:spPr>
                 </pic:pic>
               </a:graphicData>
@@ -18939,7 +18443,7 @@
         <w:rPr>
           <w:sz w:val="32"/>
         </w:rPr>
-        <w:t>«Сведенье</w:t>
+        <w:t>«Сведенья</w:t>
       </w:r>
       <w:r>
         <w:rPr>
@@ -18961,9 +18465,17 @@
       </w:r>
       <w:r>
         <w:rPr>
+          <w:color w:val="0F1115"/>
+          <w:sz w:val="28"/>
+          <w:szCs w:val="30"/>
+        </w:rPr>
+        <w:t>обучающиеся</w:t>
+      </w:r>
+      <w:r>
+        <w:rPr>
           <w:sz w:val="32"/>
         </w:rPr>
-        <w:t>студентах»</w:t>
+        <w:t>»</w:t>
       </w:r>
     </w:p>
     <w:p>
@@ -19041,7 +18553,7 @@
           <w:sz w:val="28"/>
           <w:shd w:val="clear" w:color="auto" w:fill="FFFFFF"/>
         </w:rPr>
-        <w:t>школьников</w:t>
+        <w:t>участников</w:t>
       </w:r>
       <w:r>
         <w:rPr>
@@ -19118,8 +18630,8 @@
         </w:rPr>
         <w:drawing>
           <wp:inline distT="0" distB="0" distL="0" distR="0" wp14:anchorId="5B1350FF" wp14:editId="09986835">
-            <wp:extent cx="4276725" cy="4351210"/>
-            <wp:effectExtent l="0" t="0" r="0" b="0"/>
+            <wp:extent cx="3956821" cy="4025735"/>
+            <wp:effectExtent l="152400" t="171450" r="177165" b="184785"/>
             <wp:docPr id="5" name="Рисунок 5"/>
             <wp:cNvGraphicFramePr>
               <a:graphicFrameLocks xmlns:a="http://schemas.openxmlformats.org/drawingml/2006/main" noChangeAspect="1"/>
@@ -19140,11 +18652,40 @@
                   <pic:spPr>
                     <a:xfrm>
                       <a:off x="0" y="0"/>
-                      <a:ext cx="4286265" cy="4360916"/>
+                      <a:ext cx="3972933" cy="4042128"/>
                     </a:xfrm>
                     <a:prstGeom prst="rect">
                       <a:avLst/>
                     </a:prstGeom>
+                    <a:solidFill>
+                      <a:srgbClr val="FFFFFF">
+                        <a:shade val="85000"/>
+                      </a:srgbClr>
+                    </a:solidFill>
+                    <a:ln w="190500" cap="rnd">
+                      <a:solidFill>
+                        <a:srgbClr val="FFFFFF"/>
+                      </a:solidFill>
+                    </a:ln>
+                    <a:effectLst>
+                      <a:outerShdw blurRad="50000" algn="tl" rotWithShape="0">
+                        <a:srgbClr val="000000">
+                          <a:alpha val="41000"/>
+                        </a:srgbClr>
+                      </a:outerShdw>
+                    </a:effectLst>
+                    <a:scene3d>
+                      <a:camera prst="orthographicFront"/>
+                      <a:lightRig rig="twoPt" dir="t">
+                        <a:rot lat="0" lon="0" rev="7800000"/>
+                      </a:lightRig>
+                    </a:scene3d>
+                    <a:sp3d contourW="6350">
+                      <a:bevelT w="50800" h="16510"/>
+                      <a:contourClr>
+                        <a:srgbClr val="C0C0C0"/>
+                      </a:contourClr>
+                    </a:sp3d>
                   </pic:spPr>
                 </pic:pic>
               </a:graphicData>
@@ -19208,7 +18749,13 @@
         <w:rPr>
           <w:sz w:val="28"/>
         </w:rPr>
-        <w:t>оп 10 школьников</w:t>
+        <w:t xml:space="preserve">оп 10 </w:t>
+      </w:r>
+      <w:r>
+        <w:rPr>
+          <w:sz w:val="28"/>
+        </w:rPr>
+        <w:t>участников</w:t>
       </w:r>
       <w:r>
         <w:rPr>
@@ -19372,8 +18919,8 @@
         </w:rPr>
         <w:drawing>
           <wp:inline distT="0" distB="0" distL="0" distR="0" wp14:anchorId="53EAE415" wp14:editId="3250C60D">
-            <wp:extent cx="4333875" cy="3451169"/>
-            <wp:effectExtent l="0" t="0" r="0" b="0"/>
+            <wp:extent cx="3980436" cy="3169718"/>
+            <wp:effectExtent l="171450" t="171450" r="153670" b="183515"/>
             <wp:docPr id="6" name="Рисунок 6"/>
             <wp:cNvGraphicFramePr>
               <a:graphicFrameLocks xmlns:a="http://schemas.openxmlformats.org/drawingml/2006/main" noChangeAspect="1"/>
@@ -19394,11 +18941,40 @@
                   <pic:spPr>
                     <a:xfrm>
                       <a:off x="0" y="0"/>
-                      <a:ext cx="4342293" cy="3457872"/>
+                      <a:ext cx="3988740" cy="3176331"/>
                     </a:xfrm>
                     <a:prstGeom prst="rect">
                       <a:avLst/>
                     </a:prstGeom>
+                    <a:solidFill>
+                      <a:srgbClr val="FFFFFF">
+                        <a:shade val="85000"/>
+                      </a:srgbClr>
+                    </a:solidFill>
+                    <a:ln w="190500" cap="rnd">
+                      <a:solidFill>
+                        <a:srgbClr val="FFFFFF"/>
+                      </a:solidFill>
+                    </a:ln>
+                    <a:effectLst>
+                      <a:outerShdw blurRad="50000" algn="tl" rotWithShape="0">
+                        <a:srgbClr val="000000">
+                          <a:alpha val="41000"/>
+                        </a:srgbClr>
+                      </a:outerShdw>
+                    </a:effectLst>
+                    <a:scene3d>
+                      <a:camera prst="orthographicFront"/>
+                      <a:lightRig rig="twoPt" dir="t">
+                        <a:rot lat="0" lon="0" rev="7800000"/>
+                      </a:lightRig>
+                    </a:scene3d>
+                    <a:sp3d contourW="6350">
+                      <a:bevelT w="50800" h="16510"/>
+                      <a:contourClr>
+                        <a:srgbClr val="C0C0C0"/>
+                      </a:contourClr>
+                    </a:sp3d>
                   </pic:spPr>
                 </pic:pic>
               </a:graphicData>
@@ -23328,7 +22904,7 @@
         <w:drawing>
           <wp:inline distT="0" distB="0" distL="0" distR="0" wp14:anchorId="3C3B3120" wp14:editId="3B958838">
             <wp:extent cx="4848225" cy="3536252"/>
-            <wp:effectExtent l="0" t="0" r="0" b="7620"/>
+            <wp:effectExtent l="171450" t="171450" r="200025" b="198120"/>
             <wp:docPr id="7" name="Рисунок 7"/>
             <wp:cNvGraphicFramePr>
               <a:graphicFrameLocks xmlns:a="http://schemas.openxmlformats.org/drawingml/2006/main" noChangeAspect="1"/>
@@ -23354,6 +22930,35 @@
                     <a:prstGeom prst="rect">
                       <a:avLst/>
                     </a:prstGeom>
+                    <a:solidFill>
+                      <a:srgbClr val="FFFFFF">
+                        <a:shade val="85000"/>
+                      </a:srgbClr>
+                    </a:solidFill>
+                    <a:ln w="190500" cap="rnd">
+                      <a:solidFill>
+                        <a:srgbClr val="FFFFFF"/>
+                      </a:solidFill>
+                    </a:ln>
+                    <a:effectLst>
+                      <a:outerShdw blurRad="50000" algn="tl" rotWithShape="0">
+                        <a:srgbClr val="000000">
+                          <a:alpha val="41000"/>
+                        </a:srgbClr>
+                      </a:outerShdw>
+                    </a:effectLst>
+                    <a:scene3d>
+                      <a:camera prst="orthographicFront"/>
+                      <a:lightRig rig="twoPt" dir="t">
+                        <a:rot lat="0" lon="0" rev="7800000"/>
+                      </a:lightRig>
+                    </a:scene3d>
+                    <a:sp3d contourW="6350">
+                      <a:bevelT w="50800" h="16510"/>
+                      <a:contourClr>
+                        <a:srgbClr val="C0C0C0"/>
+                      </a:contourClr>
+                    </a:sp3d>
                   </pic:spPr>
                 </pic:pic>
               </a:graphicData>
@@ -23459,7 +23064,7 @@
         <w:drawing>
           <wp:inline distT="0" distB="0" distL="0" distR="0" wp14:anchorId="646E6509" wp14:editId="2B984F6C">
             <wp:extent cx="5391150" cy="4522320"/>
-            <wp:effectExtent l="0" t="0" r="0" b="0"/>
+            <wp:effectExtent l="171450" t="190500" r="190500" b="183515"/>
             <wp:docPr id="9" name="Рисунок 9"/>
             <wp:cNvGraphicFramePr>
               <a:graphicFrameLocks xmlns:a="http://schemas.openxmlformats.org/drawingml/2006/main" noChangeAspect="1"/>
@@ -23485,6 +23090,35 @@
                     <a:prstGeom prst="rect">
                       <a:avLst/>
                     </a:prstGeom>
+                    <a:solidFill>
+                      <a:srgbClr val="FFFFFF">
+                        <a:shade val="85000"/>
+                      </a:srgbClr>
+                    </a:solidFill>
+                    <a:ln w="190500" cap="rnd">
+                      <a:solidFill>
+                        <a:srgbClr val="FFFFFF"/>
+                      </a:solidFill>
+                    </a:ln>
+                    <a:effectLst>
+                      <a:outerShdw blurRad="50000" algn="tl" rotWithShape="0">
+                        <a:srgbClr val="000000">
+                          <a:alpha val="41000"/>
+                        </a:srgbClr>
+                      </a:outerShdw>
+                    </a:effectLst>
+                    <a:scene3d>
+                      <a:camera prst="orthographicFront"/>
+                      <a:lightRig rig="twoPt" dir="t">
+                        <a:rot lat="0" lon="0" rev="7800000"/>
+                      </a:lightRig>
+                    </a:scene3d>
+                    <a:sp3d contourW="6350">
+                      <a:bevelT w="50800" h="16510"/>
+                      <a:contourClr>
+                        <a:srgbClr val="C0C0C0"/>
+                      </a:contourClr>
+                    </a:sp3d>
                   </pic:spPr>
                 </pic:pic>
               </a:graphicData>
@@ -25374,305 +25008,7 @@
           <w:sz w:val="28"/>
           <w:szCs w:val="28"/>
         </w:rPr>
-        <w:t>дней,</w:t>
-      </w:r>
-      <w:r>
-        <w:rPr>
-          <w:color w:val="0F1115"/>
-          <w:sz w:val="28"/>
-          <w:szCs w:val="28"/>
-        </w:rPr>
-        <w:t xml:space="preserve"> </w:t>
-      </w:r>
-      <w:r>
-        <w:rPr>
-          <w:color w:val="0F1115"/>
-          <w:sz w:val="28"/>
-          <w:szCs w:val="28"/>
-        </w:rPr>
-        <w:t>продемонстрировано</w:t>
-      </w:r>
-      <w:r>
-        <w:rPr>
-          <w:color w:val="0F1115"/>
-          <w:sz w:val="28"/>
-          <w:szCs w:val="28"/>
-        </w:rPr>
-        <w:t xml:space="preserve"> </w:t>
-      </w:r>
-      <w:r>
-        <w:rPr>
-          <w:color w:val="0F1115"/>
-          <w:sz w:val="28"/>
-          <w:szCs w:val="28"/>
-        </w:rPr>
-        <w:t>восстановление</w:t>
-      </w:r>
-      <w:r>
-        <w:rPr>
-          <w:color w:val="0F1115"/>
-          <w:sz w:val="28"/>
-          <w:szCs w:val="28"/>
-        </w:rPr>
-        <w:t xml:space="preserve"> </w:t>
-      </w:r>
-      <w:r>
-        <w:rPr>
-          <w:color w:val="0F1115"/>
-          <w:sz w:val="28"/>
-          <w:szCs w:val="28"/>
-        </w:rPr>
-        <w:t>на</w:t>
-      </w:r>
-      <w:r>
-        <w:rPr>
-          <w:color w:val="0F1115"/>
-          <w:sz w:val="28"/>
-          <w:szCs w:val="28"/>
-        </w:rPr>
-        <w:t xml:space="preserve"> </w:t>
-      </w:r>
-      <w:r>
-        <w:rPr>
-          <w:color w:val="0F1115"/>
-          <w:sz w:val="28"/>
-          <w:szCs w:val="28"/>
-        </w:rPr>
-        <w:t>заданную</w:t>
-      </w:r>
-      <w:r>
-        <w:rPr>
-          <w:color w:val="0F1115"/>
-          <w:sz w:val="28"/>
-          <w:szCs w:val="28"/>
-        </w:rPr>
-        <w:t xml:space="preserve"> </w:t>
-      </w:r>
-      <w:r>
-        <w:rPr>
-          <w:color w:val="0F1115"/>
-          <w:sz w:val="28"/>
-          <w:szCs w:val="28"/>
-        </w:rPr>
-        <w:t>дату.</w:t>
-      </w:r>
-    </w:p>
-    <w:p>
-      <w:pPr>
-        <w:pStyle w:val="ds-markdown-paragraph"/>
-        <w:numPr>
-          <w:ilvl w:val="0"/>
-          <w:numId w:val="10"/>
-        </w:numPr>
-        <w:shd w:val="clear" w:color="auto" w:fill="FFFFFF"/>
-        <w:spacing w:before="0" w:beforeAutospacing="0" w:after="0" w:afterAutospacing="0" w:line="360" w:lineRule="auto"/>
-        <w:ind w:left="0" w:firstLine="709"/>
-        <w:jc w:val="both"/>
-        <w:rPr>
-          <w:color w:val="0F1115"/>
-          <w:sz w:val="28"/>
-          <w:szCs w:val="28"/>
-        </w:rPr>
-      </w:pPr>
-      <w:r>
-        <w:rPr>
-          <w:color w:val="0F1115"/>
-          <w:sz w:val="28"/>
-          <w:szCs w:val="28"/>
-        </w:rPr>
-        <w:t>Разработано</w:t>
-      </w:r>
-      <w:r>
-        <w:rPr>
-          <w:color w:val="0F1115"/>
-          <w:sz w:val="28"/>
-          <w:szCs w:val="28"/>
-        </w:rPr>
-        <w:t xml:space="preserve"> </w:t>
-      </w:r>
-      <w:r>
-        <w:rPr>
-          <w:color w:val="0F1115"/>
-          <w:sz w:val="28"/>
-          <w:szCs w:val="28"/>
-        </w:rPr>
-        <w:t>приложение</w:t>
-      </w:r>
-      <w:r>
-        <w:rPr>
-          <w:color w:val="0F1115"/>
-          <w:sz w:val="28"/>
-          <w:szCs w:val="28"/>
-        </w:rPr>
-        <w:t xml:space="preserve"> </w:t>
-      </w:r>
-      <w:r>
-        <w:rPr>
-          <w:color w:val="0F1115"/>
-          <w:sz w:val="28"/>
-          <w:szCs w:val="28"/>
-        </w:rPr>
-        <w:t>на</w:t>
-      </w:r>
-      <w:r>
-        <w:rPr>
-          <w:color w:val="0F1115"/>
-          <w:sz w:val="28"/>
-          <w:szCs w:val="28"/>
-        </w:rPr>
-        <w:t xml:space="preserve"> </w:t>
-      </w:r>
-      <w:r>
-        <w:rPr>
-          <w:color w:val="0F1115"/>
-          <w:sz w:val="28"/>
-          <w:szCs w:val="28"/>
-        </w:rPr>
-        <w:t>C#</w:t>
-      </w:r>
-      <w:r>
-        <w:rPr>
-          <w:color w:val="0F1115"/>
-          <w:sz w:val="28"/>
-          <w:szCs w:val="28"/>
-        </w:rPr>
-        <w:t xml:space="preserve"> </w:t>
-      </w:r>
-      <w:r>
-        <w:rPr>
-          <w:color w:val="0F1115"/>
-          <w:sz w:val="28"/>
-          <w:szCs w:val="28"/>
-        </w:rPr>
-        <w:t>с</w:t>
-      </w:r>
-      <w:r>
-        <w:rPr>
-          <w:color w:val="0F1115"/>
-          <w:sz w:val="28"/>
-          <w:szCs w:val="28"/>
-        </w:rPr>
-        <w:t xml:space="preserve"> </w:t>
-      </w:r>
-      <w:r>
-        <w:rPr>
-          <w:color w:val="0F1115"/>
-          <w:sz w:val="28"/>
-          <w:szCs w:val="28"/>
-        </w:rPr>
-        <w:t>графическим</w:t>
-      </w:r>
-      <w:r>
-        <w:rPr>
-          <w:color w:val="0F1115"/>
-          <w:sz w:val="28"/>
-          <w:szCs w:val="28"/>
-        </w:rPr>
-        <w:t xml:space="preserve"> </w:t>
-      </w:r>
-      <w:r>
-        <w:rPr>
-          <w:color w:val="0F1115"/>
-          <w:sz w:val="28"/>
-          <w:szCs w:val="28"/>
-        </w:rPr>
-        <w:t>интерфейсом,</w:t>
-      </w:r>
-      <w:r>
-        <w:rPr>
-          <w:color w:val="0F1115"/>
-          <w:sz w:val="28"/>
-          <w:szCs w:val="28"/>
-        </w:rPr>
-        <w:t xml:space="preserve"> </w:t>
-      </w:r>
-      <w:r>
-        <w:rPr>
-          <w:color w:val="0F1115"/>
-          <w:sz w:val="28"/>
-          <w:szCs w:val="28"/>
-        </w:rPr>
-        <w:t>реализующее</w:t>
-      </w:r>
-      <w:r>
-        <w:rPr>
-          <w:color w:val="0F1115"/>
-          <w:sz w:val="28"/>
-          <w:szCs w:val="28"/>
-        </w:rPr>
-        <w:t xml:space="preserve"> </w:t>
-      </w:r>
-      <w:r>
-        <w:rPr>
-          <w:color w:val="0F1115"/>
-          <w:sz w:val="28"/>
-          <w:szCs w:val="28"/>
-        </w:rPr>
-        <w:t>операции</w:t>
-      </w:r>
-      <w:r>
-        <w:rPr>
-          <w:color w:val="0F1115"/>
-          <w:sz w:val="28"/>
-          <w:szCs w:val="28"/>
-        </w:rPr>
-        <w:t xml:space="preserve"> </w:t>
-      </w:r>
-      <w:r>
-        <w:rPr>
-          <w:color w:val="0F1115"/>
-          <w:sz w:val="28"/>
-          <w:szCs w:val="28"/>
-        </w:rPr>
-        <w:t>CRUD</w:t>
-      </w:r>
-      <w:r>
-        <w:rPr>
-          <w:color w:val="0F1115"/>
-          <w:sz w:val="28"/>
-          <w:szCs w:val="28"/>
-        </w:rPr>
-        <w:t xml:space="preserve"> </w:t>
-      </w:r>
-      <w:r>
-        <w:rPr>
-          <w:color w:val="0F1115"/>
-          <w:sz w:val="28"/>
-          <w:szCs w:val="28"/>
-        </w:rPr>
-        <w:t>над</w:t>
-      </w:r>
-      <w:r>
-        <w:rPr>
-          <w:color w:val="0F1115"/>
-          <w:sz w:val="28"/>
-          <w:szCs w:val="28"/>
-        </w:rPr>
-        <w:t xml:space="preserve"> </w:t>
-      </w:r>
-      <w:r>
-        <w:rPr>
-          <w:color w:val="0F1115"/>
-          <w:sz w:val="28"/>
-          <w:szCs w:val="28"/>
-        </w:rPr>
-        <w:t>таблицей</w:t>
-      </w:r>
-      <w:r>
-        <w:rPr>
-          <w:color w:val="0F1115"/>
-          <w:sz w:val="28"/>
-          <w:szCs w:val="28"/>
-        </w:rPr>
-        <w:t xml:space="preserve"> </w:t>
-      </w:r>
-      <w:r>
-        <w:rPr>
-          <w:color w:val="0F1115"/>
-          <w:sz w:val="28"/>
-          <w:szCs w:val="28"/>
-        </w:rPr>
-        <w:t>участия.</w:t>
+        <w:t>дней.</w:t>
       </w:r>
     </w:p>
     <w:p>
@@ -26218,8 +25554,6 @@
         </w:rPr>
         <w:t>GitHub</w:t>
       </w:r>
-      <w:bookmarkStart w:id="0" w:name="_GoBack"/>
-      <w:bookmarkEnd w:id="0"/>
     </w:p>
     <w:p>
       <w:pPr>
@@ -27024,7 +26358,7 @@
   <w:abstractNum w:abstractNumId="5" w15:restartNumberingAfterBreak="0">
     <w:nsid w:val="49562E86"/>
     <w:multiLevelType w:val="hybridMultilevel"/>
-    <w:tmpl w:val="04BC0EBA"/>
+    <w:tmpl w:val="98B866A2"/>
     <w:lvl w:ilvl="0" w:tplc="0419000F">
       <w:start w:val="1"/>
       <w:numFmt w:val="decimal"/>

--- a/PM-11/отчет.docx
+++ b/PM-11/отчет.docx
@@ -6196,7 +6196,7 @@
         <w:drawing>
           <wp:inline distT="0" distB="0" distL="0" distR="0" wp14:anchorId="75DF8799" wp14:editId="6D165F7C">
             <wp:extent cx="4845133" cy="5222057"/>
-            <wp:effectExtent l="171450" t="190500" r="184150" b="169545"/>
+            <wp:effectExtent l="95250" t="95250" r="107950" b="112395"/>
             <wp:docPr id="1" name="Рисунок 1"/>
             <wp:cNvGraphicFramePr>
               <a:graphicFrameLocks xmlns:a="http://schemas.openxmlformats.org/drawingml/2006/main" noChangeAspect="1"/>
@@ -6227,9 +6227,9 @@
                         <a:shade val="85000"/>
                       </a:srgbClr>
                     </a:solidFill>
-                    <a:ln w="190500" cap="rnd">
+                    <a:ln w="3175" cap="rnd">
                       <a:solidFill>
-                        <a:srgbClr val="FFFFFF"/>
+                        <a:schemeClr val="tx1"/>
                       </a:solidFill>
                     </a:ln>
                     <a:effectLst>
@@ -6258,8 +6258,6 @@
           </wp:inline>
         </w:drawing>
       </w:r>
-      <w:bookmarkStart w:id="0" w:name="_GoBack"/>
-      <w:bookmarkEnd w:id="0"/>
     </w:p>
     <w:p>
       <w:pPr>
@@ -18041,7 +18039,7 @@
         <w:drawing>
           <wp:inline distT="0" distB="0" distL="0" distR="0" wp14:anchorId="06EAA8DE" wp14:editId="71F31D50">
             <wp:extent cx="5381625" cy="6682762"/>
-            <wp:effectExtent l="171450" t="171450" r="180975" b="194310"/>
+            <wp:effectExtent l="95250" t="95250" r="104775" b="99060"/>
             <wp:docPr id="2" name="Рисунок 2"/>
             <wp:cNvGraphicFramePr>
               <a:graphicFrameLocks xmlns:a="http://schemas.openxmlformats.org/drawingml/2006/main" noChangeAspect="1"/>
@@ -18072,9 +18070,9 @@
                         <a:shade val="85000"/>
                       </a:srgbClr>
                     </a:solidFill>
-                    <a:ln w="190500" cap="rnd">
+                    <a:ln w="3175" cap="rnd">
                       <a:solidFill>
-                        <a:srgbClr val="FFFFFF"/>
+                        <a:schemeClr val="tx1"/>
                       </a:solidFill>
                     </a:ln>
                     <a:effectLst>
@@ -18320,7 +18318,7 @@
         <w:drawing>
           <wp:inline distT="0" distB="0" distL="0" distR="0" wp14:anchorId="53101AFC" wp14:editId="2BE806FF">
             <wp:extent cx="4777197" cy="6745184"/>
-            <wp:effectExtent l="171450" t="171450" r="194945" b="189230"/>
+            <wp:effectExtent l="95250" t="76200" r="99695" b="113030"/>
             <wp:docPr id="4" name="Рисунок 4"/>
             <wp:cNvGraphicFramePr>
               <a:graphicFrameLocks xmlns:a="http://schemas.openxmlformats.org/drawingml/2006/main" noChangeAspect="1"/>
@@ -18351,9 +18349,9 @@
                         <a:shade val="85000"/>
                       </a:srgbClr>
                     </a:solidFill>
-                    <a:ln w="190500" cap="rnd">
+                    <a:ln w="3175" cap="rnd">
                       <a:solidFill>
-                        <a:srgbClr val="FFFFFF"/>
+                        <a:schemeClr val="tx1"/>
                       </a:solidFill>
                     </a:ln>
                     <a:effectLst>
@@ -18631,7 +18629,7 @@
         <w:drawing>
           <wp:inline distT="0" distB="0" distL="0" distR="0" wp14:anchorId="5B1350FF" wp14:editId="09986835">
             <wp:extent cx="3956821" cy="4025735"/>
-            <wp:effectExtent l="152400" t="171450" r="177165" b="184785"/>
+            <wp:effectExtent l="76200" t="76200" r="100965" b="108585"/>
             <wp:docPr id="5" name="Рисунок 5"/>
             <wp:cNvGraphicFramePr>
               <a:graphicFrameLocks xmlns:a="http://schemas.openxmlformats.org/drawingml/2006/main" noChangeAspect="1"/>
@@ -18662,9 +18660,9 @@
                         <a:shade val="85000"/>
                       </a:srgbClr>
                     </a:solidFill>
-                    <a:ln w="190500" cap="rnd">
+                    <a:ln w="3175" cap="rnd">
                       <a:solidFill>
-                        <a:srgbClr val="FFFFFF"/>
+                        <a:schemeClr val="tx1"/>
                       </a:solidFill>
                     </a:ln>
                     <a:effectLst>
@@ -18920,7 +18918,7 @@
         <w:drawing>
           <wp:inline distT="0" distB="0" distL="0" distR="0" wp14:anchorId="53EAE415" wp14:editId="3250C60D">
             <wp:extent cx="3980436" cy="3169718"/>
-            <wp:effectExtent l="171450" t="171450" r="153670" b="183515"/>
+            <wp:effectExtent l="76200" t="76200" r="96520" b="88265"/>
             <wp:docPr id="6" name="Рисунок 6"/>
             <wp:cNvGraphicFramePr>
               <a:graphicFrameLocks xmlns:a="http://schemas.openxmlformats.org/drawingml/2006/main" noChangeAspect="1"/>
@@ -18951,9 +18949,9 @@
                         <a:shade val="85000"/>
                       </a:srgbClr>
                     </a:solidFill>
-                    <a:ln w="190500" cap="rnd">
+                    <a:ln w="3175" cap="rnd">
                       <a:solidFill>
-                        <a:srgbClr val="FFFFFF"/>
+                        <a:schemeClr val="tx1"/>
                       </a:solidFill>
                     </a:ln>
                     <a:effectLst>
@@ -22904,7 +22902,7 @@
         <w:drawing>
           <wp:inline distT="0" distB="0" distL="0" distR="0" wp14:anchorId="3C3B3120" wp14:editId="3B958838">
             <wp:extent cx="4848225" cy="3536252"/>
-            <wp:effectExtent l="171450" t="171450" r="200025" b="198120"/>
+            <wp:effectExtent l="95250" t="95250" r="104775" b="102870"/>
             <wp:docPr id="7" name="Рисунок 7"/>
             <wp:cNvGraphicFramePr>
               <a:graphicFrameLocks xmlns:a="http://schemas.openxmlformats.org/drawingml/2006/main" noChangeAspect="1"/>
@@ -22935,9 +22933,9 @@
                         <a:shade val="85000"/>
                       </a:srgbClr>
                     </a:solidFill>
-                    <a:ln w="190500" cap="rnd">
+                    <a:ln w="3175" cap="rnd">
                       <a:solidFill>
-                        <a:srgbClr val="FFFFFF"/>
+                        <a:schemeClr val="tx1"/>
                       </a:solidFill>
                     </a:ln>
                     <a:effectLst>
@@ -23064,7 +23062,7 @@
         <w:drawing>
           <wp:inline distT="0" distB="0" distL="0" distR="0" wp14:anchorId="646E6509" wp14:editId="2B984F6C">
             <wp:extent cx="5391150" cy="4522320"/>
-            <wp:effectExtent l="171450" t="190500" r="190500" b="183515"/>
+            <wp:effectExtent l="95250" t="95250" r="95250" b="107315"/>
             <wp:docPr id="9" name="Рисунок 9"/>
             <wp:cNvGraphicFramePr>
               <a:graphicFrameLocks xmlns:a="http://schemas.openxmlformats.org/drawingml/2006/main" noChangeAspect="1"/>
@@ -23095,9 +23093,9 @@
                         <a:shade val="85000"/>
                       </a:srgbClr>
                     </a:solidFill>
-                    <a:ln w="190500" cap="rnd">
+                    <a:ln w="3175" cap="rnd">
                       <a:solidFill>
-                        <a:srgbClr val="FFFFFF"/>
+                        <a:schemeClr val="tx1"/>
                       </a:solidFill>
                     </a:ln>
                     <a:effectLst>
@@ -23126,6 +23124,8 @@
           </wp:inline>
         </w:drawing>
       </w:r>
+      <w:bookmarkStart w:id="0" w:name="_GoBack"/>
+      <w:bookmarkEnd w:id="0"/>
     </w:p>
     <w:p>
       <w:pPr>
